--- a/water-erp/apps/api/模板文件/询比采购文件模板.docx
+++ b/water-erp/apps/api/模板文件/询比采购文件模板.docx
@@ -1,6 +1,6 @@
 
 <file path=word/document.xml><?xml version="1.0" encoding="utf-8"?>
-<w:document xmlns:wpc="http://schemas.microsoft.com/office/word/2010/wordprocessingCanvas" xmlns:cx="http://schemas.microsoft.com/office/drawing/2014/chartex" xmlns:cx1="http://schemas.microsoft.com/office/drawing/2015/9/8/chartex" xmlns:cx2="http://schemas.microsoft.com/office/drawing/2015/10/21/chartex" xmlns:cx3="http://schemas.microsoft.com/office/drawing/2016/5/9/chartex" xmlns:cx4="http://schemas.microsoft.com/office/drawing/2016/5/10/chartex" xmlns:cx5="http://schemas.microsoft.com/office/drawing/2016/5/11/chartex" xmlns:cx6="http://schemas.microsoft.com/office/drawing/2016/5/12/chartex" xmlns:cx7="http://schemas.microsoft.com/office/drawing/2016/5/13/chartex" xmlns:cx8="http://schemas.microsoft.com/office/drawing/2016/5/14/chartex" xmlns:mc="http://schemas.openxmlformats.org/markup-compatibility/2006" xmlns:m="http://schemas.openxmlformats.org/officeDocument/2006/math" xmlns:aink="http://schemas.microsoft.com/office/drawing/2016/ink" xmlns:am3d="http://schemas.microsoft.com/office/drawing/2017/model3d" xmlns:oel="http://schemas.microsoft.com/office/2019/extlst" xmlns:r="http://schemas.openxmlformats.org/officeDocument/2006/relationships" xmlns:wp14="http://schemas.microsoft.com/office/word/2010/wordprocessingDrawing" xmlns:wp="http://schemas.openxmlformats.org/drawingml/2006/wordprocessingDrawing" xmlns:wpg="http://schemas.microsoft.com/office/word/2010/wordprocessingGroup" xmlns:wpi="http://schemas.microsoft.com/office/word/2010/wordprocessingInk" xmlns:wps="http://schemas.microsoft.com/office/word/2010/wordprocessingShape" xmlns:o="urn:schemas-microsoft-com:office:office" xmlns:v="urn:schemas-microsoft-com:vml" xmlns:w10="urn:schemas-microsoft-com:office:word" xmlns:w="http://schemas.openxmlformats.org/wordprocessingml/2006/main" xmlns:w14="http://schemas.microsoft.com/office/word/2010/wordml" xmlns:w15="http://schemas.microsoft.com/office/word/2012/wordml" xmlns:w16cei="http://schemas.microsoft.com/office/word/2026/wordml/cei" xmlns:w16cex="http://schemas.microsoft.com/office/word/2018/wordml/cex" xmlns:w16cid="http://schemas.microsoft.com/office/word/2016/wordml/cid" xmlns:w16="http://schemas.microsoft.com/office/word/2018/wordml" xmlns:w16sdtdh="http://schemas.microsoft.com/office/word/2020/wordml/sdtdatahash" xmlns:w16sdtfl="http://schemas.microsoft.com/office/word/2024/wordml/sdtformatlock" xmlns:w16se="http://schemas.microsoft.com/office/word/2015/wordml/symex" xmlns:w16du="http://schemas.microsoft.com/office/word/2023/wordml/word16du" xmlns:wne="http://schemas.microsoft.com/office/word/2006/wordml" mc:Ignorable="w14 w15 w16se w16cid w16 w16cex w16sdtdh w16sdtfl w16du wp14">
+<w:document xmlns:wpc="http://schemas.microsoft.com/office/word/2010/wordprocessingCanvas" xmlns:cx="http://schemas.microsoft.com/office/drawing/2014/chartex" xmlns:cx1="http://schemas.microsoft.com/office/drawing/2015/9/8/chartex" xmlns:cx2="http://schemas.microsoft.com/office/drawing/2015/10/21/chartex" xmlns:cx3="http://schemas.microsoft.com/office/drawing/2016/5/9/chartex" xmlns:cx4="http://schemas.microsoft.com/office/drawing/2016/5/10/chartex" xmlns:cx5="http://schemas.microsoft.com/office/drawing/2016/5/11/chartex" xmlns:cx6="http://schemas.microsoft.com/office/drawing/2016/5/12/chartex" xmlns:cx7="http://schemas.microsoft.com/office/drawing/2016/5/13/chartex" xmlns:cx8="http://schemas.microsoft.com/office/drawing/2016/5/14/chartex" xmlns:mc="http://schemas.openxmlformats.org/markup-compatibility/2006" xmlns:m="http://schemas.openxmlformats.org/officeDocument/2006/math" xmlns:aink="http://schemas.microsoft.com/office/drawing/2016/ink" xmlns:am3d="http://schemas.microsoft.com/office/drawing/2017/model3d" xmlns:oel="http://schemas.microsoft.com/office/2019/extlst" xmlns:r="http://schemas.openxmlformats.org/officeDocument/2006/relationships" xmlns:wp14="http://schemas.microsoft.com/office/word/2010/wordprocessingDrawing" xmlns:wp="http://schemas.openxmlformats.org/drawingml/2006/wordprocessingDrawing" xmlns:wpg="http://schemas.microsoft.com/office/word/2010/wordprocessingGroup" xmlns:wpi="http://schemas.microsoft.com/office/word/2010/wordprocessingInk" xmlns:wps="http://schemas.microsoft.com/office/word/2010/wordprocessingShape" xmlns:o="urn:schemas-microsoft-com:office:office" xmlns:v="urn:schemas-microsoft-com:vml" xmlns:w10="urn:schemas-microsoft-com:office:word" xmlns:w="http://schemas.openxmlformats.org/wordprocessingml/2006/main" xmlns:w14="http://schemas.microsoft.com/office/word/2010/wordml" xmlns:w15="http://schemas.microsoft.com/office/word/2012/wordml" xmlns:w16cex="http://schemas.microsoft.com/office/word/2018/wordml/cex" xmlns:w16cid="http://schemas.microsoft.com/office/word/2016/wordml/cid" xmlns:w16="http://schemas.microsoft.com/office/word/2018/wordml" xmlns:w16sdtdh="http://schemas.microsoft.com/office/word/2020/wordml/sdtdatahash" xmlns:w16sdtfl="http://schemas.microsoft.com/office/word/2024/wordml/sdtformatlock" xmlns:w16se="http://schemas.microsoft.com/office/word/2015/wordml/symex" xmlns:w16du="http://schemas.microsoft.com/office/word/2023/wordml/word16du" xmlns:wne="http://schemas.microsoft.com/office/word/2006/wordml" mc:Ignorable="w14 w15 w16se w16cid w16 w16cex w16sdtdh w16sdtfl w16du wp14">
   <w:body>
     <w:p>
       <w:pPr>
@@ -44,7 +44,7 @@
           <w:szCs w:val="52"/>
         </w:rPr>
         <w:drawing>
-          <wp:anchor distT="0" distB="0" distL="114300" distR="114300" simplePos="0" relativeHeight="251659264" behindDoc="0" locked="0" layoutInCell="1" allowOverlap="1">
+          <wp:anchor distT="0" distB="0" distL="114300" distR="114300" simplePos="0" relativeHeight="251659264" behindDoc="0" locked="0" layoutInCell="1" allowOverlap="1" wp14:anchorId="1D4D7DEF" wp14:editId="40E4F2FF">
             <wp:simplePos x="0" y="0"/>
             <wp:positionH relativeFrom="margin">
               <wp:posOffset>3810</wp:posOffset>
@@ -424,6 +424,7 @@
       </w:tblGrid>
       <w:tr>
         <w:trPr>
+          <w:cantSplit/>
           <w:trHeight w:val="672"/>
         </w:trPr>
         <w:tc>
@@ -480,6 +481,7 @@
       </w:tr>
       <w:tr>
         <w:trPr>
+          <w:cantSplit/>
           <w:trHeight w:val="724"/>
         </w:trPr>
         <w:tc>
@@ -537,6 +539,7 @@
       </w:tr>
       <w:tr>
         <w:trPr>
+          <w:cantSplit/>
           <w:trHeight w:val="680"/>
         </w:trPr>
         <w:tc>
@@ -594,6 +597,7 @@
       </w:tr>
       <w:tr>
         <w:trPr>
+          <w:cantSplit/>
           <w:trHeight w:val="693"/>
         </w:trPr>
         <w:tc>
@@ -651,6 +655,7 @@
       </w:tr>
       <w:tr>
         <w:trPr>
+          <w:cantSplit/>
           <w:trHeight w:val="687"/>
         </w:trPr>
         <w:tc>
@@ -708,6 +713,7 @@
       </w:tr>
       <w:tr>
         <w:trPr>
+          <w:cantSplit/>
           <w:trHeight w:val="741"/>
         </w:trPr>
         <w:tc>
@@ -764,6 +770,7 @@
       </w:tr>
       <w:tr>
         <w:trPr>
+          <w:cantSplit/>
           <w:trHeight w:val="741"/>
         </w:trPr>
         <w:tc>
@@ -836,6 +843,7 @@
       </w:tr>
       <w:tr>
         <w:trPr>
+          <w:cantSplit/>
           <w:trHeight w:val="741"/>
         </w:trPr>
         <w:tc>
@@ -941,7 +949,7 @@
     </w:tbl>
     <w:p>
       <w:pPr>
-        <w:ind w:firstLineChars="1000" w:firstLine="3614"/>
+        <w:ind w:firstLineChars="1000" w:firstLine="3670"/>
         <w:rPr>
           <w:rFonts w:asciiTheme="minorEastAsia" w:hAnsiTheme="minorEastAsia" w:cs="仿宋"/>
           <w:b/>
@@ -965,7 +973,77 @@
     </w:p>
     <w:p>
       <w:pPr>
+        <w:pStyle w:val="ae"/>
+        <w:numPr>
+          <w:ilvl w:val="0"/>
+          <w:numId w:val="3"/>
+        </w:numPr>
         <w:spacing w:beforeLines="50" w:before="156" w:line="360" w:lineRule="auto"/>
+        <w:ind w:firstLineChars="0"/>
+        <w:rPr>
+          <w:rFonts w:asciiTheme="minorEastAsia" w:hAnsiTheme="minorEastAsia" w:cs="仿宋"/>
+          <w:color w:val="000000" w:themeColor="text1"/>
+          <w:sz w:val="24"/>
+        </w:rPr>
+      </w:pPr>
+      <w:r>
+        <w:rPr>
+          <w:rFonts w:asciiTheme="minorEastAsia" w:hAnsiTheme="minorEastAsia" w:cs="仿宋" w:hint="eastAsia"/>
+          <w:b/>
+          <w:bCs/>
+          <w:color w:val="000000" w:themeColor="text1"/>
+          <w:sz w:val="24"/>
+        </w:rPr>
+        <w:t>采购文件获取时间</w:t>
+      </w:r>
+      <w:r>
+        <w:rPr>
+          <w:rFonts w:asciiTheme="minorEastAsia" w:hAnsiTheme="minorEastAsia" w:cs="仿宋" w:hint="eastAsia"/>
+          <w:b/>
+          <w:bCs/>
+          <w:color w:val="000000" w:themeColor="text1"/>
+          <w:sz w:val="24"/>
+        </w:rPr>
+        <w:t>：</w:t>
+      </w:r>
+      <w:r>
+        <w:rPr>
+          <w:rFonts w:asciiTheme="minorEastAsia" w:hAnsiTheme="minorEastAsia" w:cs="仿宋" w:hint="eastAsia"/>
+          <w:color w:val="000000" w:themeColor="text1"/>
+          <w:sz w:val="24"/>
+        </w:rPr>
+        <w:t>{{</w:t>
+      </w:r>
+      <w:r>
+        <w:rPr>
+          <w:rFonts w:asciiTheme="minorEastAsia" w:hAnsiTheme="minorEastAsia" w:cs="仿宋" w:hint="eastAsia"/>
+          <w:color w:val="000000" w:themeColor="text1"/>
+          <w:sz w:val="24"/>
+        </w:rPr>
+        <w:t>采购文件获取时间</w:t>
+      </w:r>
+      <w:r>
+        <w:rPr>
+          <w:rFonts w:asciiTheme="minorEastAsia" w:hAnsiTheme="minorEastAsia" w:cs="仿宋" w:hint="eastAsia"/>
+          <w:color w:val="000000" w:themeColor="text1"/>
+          <w:sz w:val="24"/>
+        </w:rPr>
+        <w:t>}}</w:t>
+      </w:r>
+      <w:r>
+        <w:rPr>
+          <w:rFonts w:asciiTheme="minorEastAsia" w:hAnsiTheme="minorEastAsia" w:cs="仿宋" w:hint="eastAsia"/>
+          <w:color w:val="000000" w:themeColor="text1"/>
+          <w:sz w:val="24"/>
+        </w:rPr>
+        <w:t>；</w:t>
+      </w:r>
+    </w:p>
+    <w:p>
+      <w:pPr>
+        <w:pStyle w:val="ae"/>
+        <w:spacing w:beforeLines="50" w:before="156" w:line="360" w:lineRule="auto"/>
+        <w:ind w:left="720" w:firstLineChars="0" w:firstLine="0"/>
         <w:rPr>
           <w:rFonts w:asciiTheme="minorEastAsia" w:hAnsiTheme="minorEastAsia" w:cs="仿宋"/>
           <w:b/>
@@ -982,15 +1060,31 @@
           <w:color w:val="000000" w:themeColor="text1"/>
           <w:sz w:val="24"/>
         </w:rPr>
-        <w:t>一、递交报价函截止时间：</w:t>
-      </w:r>
-      <w:r>
-        <w:rPr>
-          <w:rFonts w:asciiTheme="minorEastAsia" w:hAnsiTheme="minorEastAsia" w:cs="仿宋" w:hint="eastAsia"/>
-          <w:color w:val="000000" w:themeColor="text1"/>
-          <w:sz w:val="24"/>
-        </w:rPr>
-        <w:t>{{递交报价函截止时间}}</w:t>
+        <w:t>开标时间：</w:t>
+      </w:r>
+      <w:r>
+        <w:rPr>
+          <w:rFonts w:asciiTheme="minorEastAsia" w:hAnsiTheme="minorEastAsia" w:cs="仿宋" w:hint="eastAsia"/>
+          <w:color w:val="000000" w:themeColor="text1"/>
+          <w:sz w:val="24"/>
+        </w:rPr>
+        <w:t>{{</w:t>
+      </w:r>
+      <w:r>
+        <w:rPr>
+          <w:rFonts w:asciiTheme="minorEastAsia" w:hAnsiTheme="minorEastAsia" w:cs="仿宋" w:hint="eastAsia"/>
+          <w:color w:val="000000" w:themeColor="text1"/>
+          <w:sz w:val="24"/>
+        </w:rPr>
+        <w:t>开标</w:t>
+      </w:r>
+      <w:r>
+        <w:rPr>
+          <w:rFonts w:asciiTheme="minorEastAsia" w:hAnsiTheme="minorEastAsia" w:cs="仿宋" w:hint="eastAsia"/>
+          <w:color w:val="000000" w:themeColor="text1"/>
+          <w:sz w:val="24"/>
+        </w:rPr>
+        <w:t>时间}}</w:t>
       </w:r>
       <w:r>
         <w:rPr>
@@ -1221,7 +1315,7 @@
           <w:spacing w:val="1"/>
           <w:sz w:val="24"/>
         </w:rPr>
-        <w:t>认真阅读采购文件中所有的须知、格式、条款和其它资料。如果供应商没有按照采购文件要求提交全部资料，或者提交的资料没有对采购文件</w:t>
+        <w:t>认真阅读采购文件中所有的须知、格式、条款和其它资料。如果</w:t>
       </w:r>
       <w:r>
         <w:rPr>
@@ -1231,7 +1325,7 @@
           <w:sz w:val="24"/>
         </w:rPr>
         <w:lastRenderedPageBreak/>
-        <w:t>在各方面都做出实质性响应，可能导致其报价被拒绝，该风险由供应商承担。</w:t>
+        <w:t>供应商没有按照采购文件要求提交全部资料，或者提交的资料没有对采购文件在各方面都做出实质性响应，可能导致其报价被拒绝，该风险由供应商承担。</w:t>
       </w:r>
     </w:p>
     <w:p>
@@ -2071,7 +2165,7 @@
 </file>
 
 <file path=word/endnotes.xml><?xml version="1.0" encoding="utf-8"?>
-<w:endnotes xmlns:wpc="http://schemas.microsoft.com/office/word/2010/wordprocessingCanvas" xmlns:cx="http://schemas.microsoft.com/office/drawing/2014/chartex" xmlns:cx1="http://schemas.microsoft.com/office/drawing/2015/9/8/chartex" xmlns:cx2="http://schemas.microsoft.com/office/drawing/2015/10/21/chartex" xmlns:cx3="http://schemas.microsoft.com/office/drawing/2016/5/9/chartex" xmlns:cx4="http://schemas.microsoft.com/office/drawing/2016/5/10/chartex" xmlns:cx5="http://schemas.microsoft.com/office/drawing/2016/5/11/chartex" xmlns:cx6="http://schemas.microsoft.com/office/drawing/2016/5/12/chartex" xmlns:cx7="http://schemas.microsoft.com/office/drawing/2016/5/13/chartex" xmlns:cx8="http://schemas.microsoft.com/office/drawing/2016/5/14/chartex" xmlns:mc="http://schemas.openxmlformats.org/markup-compatibility/2006" xmlns:m="http://schemas.openxmlformats.org/officeDocument/2006/math" xmlns:aink="http://schemas.microsoft.com/office/drawing/2016/ink" xmlns:am3d="http://schemas.microsoft.com/office/drawing/2017/model3d" xmlns:oel="http://schemas.microsoft.com/office/2019/extlst" xmlns:r="http://schemas.openxmlformats.org/officeDocument/2006/relationships" xmlns:wp14="http://schemas.microsoft.com/office/word/2010/wordprocessingDrawing" xmlns:wp="http://schemas.openxmlformats.org/drawingml/2006/wordprocessingDrawing" xmlns:wpg="http://schemas.microsoft.com/office/word/2010/wordprocessingGroup" xmlns:wpi="http://schemas.microsoft.com/office/word/2010/wordprocessingInk" xmlns:wps="http://schemas.microsoft.com/office/word/2010/wordprocessingShape" xmlns:o="urn:schemas-microsoft-com:office:office" xmlns:v="urn:schemas-microsoft-com:vml" xmlns:w10="urn:schemas-microsoft-com:office:word" xmlns:w="http://schemas.openxmlformats.org/wordprocessingml/2006/main" xmlns:w14="http://schemas.microsoft.com/office/word/2010/wordml" xmlns:w15="http://schemas.microsoft.com/office/word/2012/wordml" xmlns:w16cei="http://schemas.microsoft.com/office/word/2026/wordml/cei" xmlns:w16cex="http://schemas.microsoft.com/office/word/2018/wordml/cex" xmlns:w16cid="http://schemas.microsoft.com/office/word/2016/wordml/cid" xmlns:w16="http://schemas.microsoft.com/office/word/2018/wordml" xmlns:w16sdtdh="http://schemas.microsoft.com/office/word/2020/wordml/sdtdatahash" xmlns:w16sdtfl="http://schemas.microsoft.com/office/word/2024/wordml/sdtformatlock" xmlns:w16se="http://schemas.microsoft.com/office/word/2015/wordml/symex" xmlns:w16du="http://schemas.microsoft.com/office/word/2023/wordml/word16du" xmlns:wne="http://schemas.microsoft.com/office/word/2006/wordml" mc:Ignorable="w14 w15 w16se w16cid w16 w16cex w16sdtdh w16sdtfl w16du wp14">
+<w:endnotes xmlns:wpc="http://schemas.microsoft.com/office/word/2010/wordprocessingCanvas" xmlns:cx="http://schemas.microsoft.com/office/drawing/2014/chartex" xmlns:cx1="http://schemas.microsoft.com/office/drawing/2015/9/8/chartex" xmlns:cx2="http://schemas.microsoft.com/office/drawing/2015/10/21/chartex" xmlns:cx3="http://schemas.microsoft.com/office/drawing/2016/5/9/chartex" xmlns:cx4="http://schemas.microsoft.com/office/drawing/2016/5/10/chartex" xmlns:cx5="http://schemas.microsoft.com/office/drawing/2016/5/11/chartex" xmlns:cx6="http://schemas.microsoft.com/office/drawing/2016/5/12/chartex" xmlns:cx7="http://schemas.microsoft.com/office/drawing/2016/5/13/chartex" xmlns:cx8="http://schemas.microsoft.com/office/drawing/2016/5/14/chartex" xmlns:mc="http://schemas.openxmlformats.org/markup-compatibility/2006" xmlns:m="http://schemas.openxmlformats.org/officeDocument/2006/math" xmlns:aink="http://schemas.microsoft.com/office/drawing/2016/ink" xmlns:am3d="http://schemas.microsoft.com/office/drawing/2017/model3d" xmlns:oel="http://schemas.microsoft.com/office/2019/extlst" xmlns:r="http://schemas.openxmlformats.org/officeDocument/2006/relationships" xmlns:wp14="http://schemas.microsoft.com/office/word/2010/wordprocessingDrawing" xmlns:wp="http://schemas.openxmlformats.org/drawingml/2006/wordprocessingDrawing" xmlns:wpg="http://schemas.microsoft.com/office/word/2010/wordprocessingGroup" xmlns:wpi="http://schemas.microsoft.com/office/word/2010/wordprocessingInk" xmlns:wps="http://schemas.microsoft.com/office/word/2010/wordprocessingShape" xmlns:o="urn:schemas-microsoft-com:office:office" xmlns:v="urn:schemas-microsoft-com:vml" xmlns:w10="urn:schemas-microsoft-com:office:word" xmlns:w="http://schemas.openxmlformats.org/wordprocessingml/2006/main" xmlns:w14="http://schemas.microsoft.com/office/word/2010/wordml" xmlns:w15="http://schemas.microsoft.com/office/word/2012/wordml" xmlns:w16cex="http://schemas.microsoft.com/office/word/2018/wordml/cex" xmlns:w16cid="http://schemas.microsoft.com/office/word/2016/wordml/cid" xmlns:w16="http://schemas.microsoft.com/office/word/2018/wordml" xmlns:w16sdtdh="http://schemas.microsoft.com/office/word/2020/wordml/sdtdatahash" xmlns:w16sdtfl="http://schemas.microsoft.com/office/word/2024/wordml/sdtformatlock" xmlns:w16se="http://schemas.microsoft.com/office/word/2015/wordml/symex" xmlns:w16du="http://schemas.microsoft.com/office/word/2023/wordml/word16du" xmlns:wne="http://schemas.microsoft.com/office/word/2006/wordml" mc:Ignorable="w14 w15 w16se w16cid w16 w16cex w16sdtdh w16sdtfl w16du wp14">
   <w:endnote w:type="separator" w:id="-1">
     <w:p>
       <w:r>
@@ -2090,7 +2184,7 @@
 </file>
 
 <file path=word/footer1.xml><?xml version="1.0" encoding="utf-8"?>
-<w:ftr xmlns:wpc="http://schemas.microsoft.com/office/word/2010/wordprocessingCanvas" xmlns:cx="http://schemas.microsoft.com/office/drawing/2014/chartex" xmlns:cx1="http://schemas.microsoft.com/office/drawing/2015/9/8/chartex" xmlns:cx2="http://schemas.microsoft.com/office/drawing/2015/10/21/chartex" xmlns:cx3="http://schemas.microsoft.com/office/drawing/2016/5/9/chartex" xmlns:cx4="http://schemas.microsoft.com/office/drawing/2016/5/10/chartex" xmlns:cx5="http://schemas.microsoft.com/office/drawing/2016/5/11/chartex" xmlns:cx6="http://schemas.microsoft.com/office/drawing/2016/5/12/chartex" xmlns:cx7="http://schemas.microsoft.com/office/drawing/2016/5/13/chartex" xmlns:cx8="http://schemas.microsoft.com/office/drawing/2016/5/14/chartex" xmlns:mc="http://schemas.openxmlformats.org/markup-compatibility/2006" xmlns:m="http://schemas.openxmlformats.org/officeDocument/2006/math" xmlns:aink="http://schemas.microsoft.com/office/drawing/2016/ink" xmlns:am3d="http://schemas.microsoft.com/office/drawing/2017/model3d" xmlns:oel="http://schemas.microsoft.com/office/2019/extlst" xmlns:r="http://schemas.openxmlformats.org/officeDocument/2006/relationships" xmlns:wp14="http://schemas.microsoft.com/office/word/2010/wordprocessingDrawing" xmlns:wp="http://schemas.openxmlformats.org/drawingml/2006/wordprocessingDrawing" xmlns:wpg="http://schemas.microsoft.com/office/word/2010/wordprocessingGroup" xmlns:wpi="http://schemas.microsoft.com/office/word/2010/wordprocessingInk" xmlns:wps="http://schemas.microsoft.com/office/word/2010/wordprocessingShape" xmlns:o="urn:schemas-microsoft-com:office:office" xmlns:v="urn:schemas-microsoft-com:vml" xmlns:w10="urn:schemas-microsoft-com:office:word" xmlns:w="http://schemas.openxmlformats.org/wordprocessingml/2006/main" xmlns:w14="http://schemas.microsoft.com/office/word/2010/wordml" xmlns:w15="http://schemas.microsoft.com/office/word/2012/wordml" xmlns:w16cei="http://schemas.microsoft.com/office/word/2026/wordml/cei" xmlns:w16cex="http://schemas.microsoft.com/office/word/2018/wordml/cex" xmlns:w16cid="http://schemas.microsoft.com/office/word/2016/wordml/cid" xmlns:w16="http://schemas.microsoft.com/office/word/2018/wordml" xmlns:w16sdtdh="http://schemas.microsoft.com/office/word/2020/wordml/sdtdatahash" xmlns:w16sdtfl="http://schemas.microsoft.com/office/word/2024/wordml/sdtformatlock" xmlns:w16se="http://schemas.microsoft.com/office/word/2015/wordml/symex" xmlns:w16du="http://schemas.microsoft.com/office/word/2023/wordml/word16du" xmlns:wne="http://schemas.microsoft.com/office/word/2006/wordml" mc:Ignorable="w14 w15 w16se w16cid w16 w16cex w16sdtdh w16sdtfl w16du wp14">
+<w:ftr xmlns:wpc="http://schemas.microsoft.com/office/word/2010/wordprocessingCanvas" xmlns:cx="http://schemas.microsoft.com/office/drawing/2014/chartex" xmlns:cx1="http://schemas.microsoft.com/office/drawing/2015/9/8/chartex" xmlns:cx2="http://schemas.microsoft.com/office/drawing/2015/10/21/chartex" xmlns:cx3="http://schemas.microsoft.com/office/drawing/2016/5/9/chartex" xmlns:cx4="http://schemas.microsoft.com/office/drawing/2016/5/10/chartex" xmlns:cx5="http://schemas.microsoft.com/office/drawing/2016/5/11/chartex" xmlns:cx6="http://schemas.microsoft.com/office/drawing/2016/5/12/chartex" xmlns:cx7="http://schemas.microsoft.com/office/drawing/2016/5/13/chartex" xmlns:cx8="http://schemas.microsoft.com/office/drawing/2016/5/14/chartex" xmlns:mc="http://schemas.openxmlformats.org/markup-compatibility/2006" xmlns:m="http://schemas.openxmlformats.org/officeDocument/2006/math" xmlns:aink="http://schemas.microsoft.com/office/drawing/2016/ink" xmlns:am3d="http://schemas.microsoft.com/office/drawing/2017/model3d" xmlns:oel="http://schemas.microsoft.com/office/2019/extlst" xmlns:r="http://schemas.openxmlformats.org/officeDocument/2006/relationships" xmlns:wp14="http://schemas.microsoft.com/office/word/2010/wordprocessingDrawing" xmlns:wp="http://schemas.openxmlformats.org/drawingml/2006/wordprocessingDrawing" xmlns:wpg="http://schemas.microsoft.com/office/word/2010/wordprocessingGroup" xmlns:wpi="http://schemas.microsoft.com/office/word/2010/wordprocessingInk" xmlns:wps="http://schemas.microsoft.com/office/word/2010/wordprocessingShape" xmlns:o="urn:schemas-microsoft-com:office:office" xmlns:v="urn:schemas-microsoft-com:vml" xmlns:w10="urn:schemas-microsoft-com:office:word" xmlns:w="http://schemas.openxmlformats.org/wordprocessingml/2006/main" xmlns:w14="http://schemas.microsoft.com/office/word/2010/wordml" xmlns:w15="http://schemas.microsoft.com/office/word/2012/wordml" xmlns:w16cex="http://schemas.microsoft.com/office/word/2018/wordml/cex" xmlns:w16cid="http://schemas.microsoft.com/office/word/2016/wordml/cid" xmlns:w16="http://schemas.microsoft.com/office/word/2018/wordml" xmlns:w16sdtdh="http://schemas.microsoft.com/office/word/2020/wordml/sdtdatahash" xmlns:w16sdtfl="http://schemas.microsoft.com/office/word/2024/wordml/sdtformatlock" xmlns:w16se="http://schemas.microsoft.com/office/word/2015/wordml/symex" xmlns:w16du="http://schemas.microsoft.com/office/word/2023/wordml/word16du" xmlns:wne="http://schemas.microsoft.com/office/word/2006/wordml" mc:Ignorable="w14 w15 w16se w16cid w16 w16cex w16sdtdh w16sdtfl w16du wp14">
   <w:sdt>
     <w:sdtPr>
       <w:rPr>
@@ -2149,7 +2243,7 @@
 </file>
 
 <file path=word/footer2.xml><?xml version="1.0" encoding="utf-8"?>
-<w:ftr xmlns:wpc="http://schemas.microsoft.com/office/word/2010/wordprocessingCanvas" xmlns:cx="http://schemas.microsoft.com/office/drawing/2014/chartex" xmlns:cx1="http://schemas.microsoft.com/office/drawing/2015/9/8/chartex" xmlns:cx2="http://schemas.microsoft.com/office/drawing/2015/10/21/chartex" xmlns:cx3="http://schemas.microsoft.com/office/drawing/2016/5/9/chartex" xmlns:cx4="http://schemas.microsoft.com/office/drawing/2016/5/10/chartex" xmlns:cx5="http://schemas.microsoft.com/office/drawing/2016/5/11/chartex" xmlns:cx6="http://schemas.microsoft.com/office/drawing/2016/5/12/chartex" xmlns:cx7="http://schemas.microsoft.com/office/drawing/2016/5/13/chartex" xmlns:cx8="http://schemas.microsoft.com/office/drawing/2016/5/14/chartex" xmlns:mc="http://schemas.openxmlformats.org/markup-compatibility/2006" xmlns:m="http://schemas.openxmlformats.org/officeDocument/2006/math" xmlns:aink="http://schemas.microsoft.com/office/drawing/2016/ink" xmlns:am3d="http://schemas.microsoft.com/office/drawing/2017/model3d" xmlns:oel="http://schemas.microsoft.com/office/2019/extlst" xmlns:r="http://schemas.openxmlformats.org/officeDocument/2006/relationships" xmlns:wp14="http://schemas.microsoft.com/office/word/2010/wordprocessingDrawing" xmlns:wp="http://schemas.openxmlformats.org/drawingml/2006/wordprocessingDrawing" xmlns:wpg="http://schemas.microsoft.com/office/word/2010/wordprocessingGroup" xmlns:wpi="http://schemas.microsoft.com/office/word/2010/wordprocessingInk" xmlns:wps="http://schemas.microsoft.com/office/word/2010/wordprocessingShape" xmlns:o="urn:schemas-microsoft-com:office:office" xmlns:v="urn:schemas-microsoft-com:vml" xmlns:w10="urn:schemas-microsoft-com:office:word" xmlns:w="http://schemas.openxmlformats.org/wordprocessingml/2006/main" xmlns:w14="http://schemas.microsoft.com/office/word/2010/wordml" xmlns:w15="http://schemas.microsoft.com/office/word/2012/wordml" xmlns:w16cei="http://schemas.microsoft.com/office/word/2026/wordml/cei" xmlns:w16cex="http://schemas.microsoft.com/office/word/2018/wordml/cex" xmlns:w16cid="http://schemas.microsoft.com/office/word/2016/wordml/cid" xmlns:w16="http://schemas.microsoft.com/office/word/2018/wordml" xmlns:w16sdtdh="http://schemas.microsoft.com/office/word/2020/wordml/sdtdatahash" xmlns:w16sdtfl="http://schemas.microsoft.com/office/word/2024/wordml/sdtformatlock" xmlns:w16se="http://schemas.microsoft.com/office/word/2015/wordml/symex" xmlns:w16du="http://schemas.microsoft.com/office/word/2023/wordml/word16du" xmlns:wne="http://schemas.microsoft.com/office/word/2006/wordml" mc:Ignorable="w14 w15 w16se w16cid w16 w16cex w16sdtdh w16sdtfl w16du wp14">
+<w:ftr xmlns:wpc="http://schemas.microsoft.com/office/word/2010/wordprocessingCanvas" xmlns:cx="http://schemas.microsoft.com/office/drawing/2014/chartex" xmlns:cx1="http://schemas.microsoft.com/office/drawing/2015/9/8/chartex" xmlns:cx2="http://schemas.microsoft.com/office/drawing/2015/10/21/chartex" xmlns:cx3="http://schemas.microsoft.com/office/drawing/2016/5/9/chartex" xmlns:cx4="http://schemas.microsoft.com/office/drawing/2016/5/10/chartex" xmlns:cx5="http://schemas.microsoft.com/office/drawing/2016/5/11/chartex" xmlns:cx6="http://schemas.microsoft.com/office/drawing/2016/5/12/chartex" xmlns:cx7="http://schemas.microsoft.com/office/drawing/2016/5/13/chartex" xmlns:cx8="http://schemas.microsoft.com/office/drawing/2016/5/14/chartex" xmlns:mc="http://schemas.openxmlformats.org/markup-compatibility/2006" xmlns:m="http://schemas.openxmlformats.org/officeDocument/2006/math" xmlns:aink="http://schemas.microsoft.com/office/drawing/2016/ink" xmlns:am3d="http://schemas.microsoft.com/office/drawing/2017/model3d" xmlns:oel="http://schemas.microsoft.com/office/2019/extlst" xmlns:r="http://schemas.openxmlformats.org/officeDocument/2006/relationships" xmlns:wp14="http://schemas.microsoft.com/office/word/2010/wordprocessingDrawing" xmlns:wp="http://schemas.openxmlformats.org/drawingml/2006/wordprocessingDrawing" xmlns:wpg="http://schemas.microsoft.com/office/word/2010/wordprocessingGroup" xmlns:wpi="http://schemas.microsoft.com/office/word/2010/wordprocessingInk" xmlns:wps="http://schemas.microsoft.com/office/word/2010/wordprocessingShape" xmlns:o="urn:schemas-microsoft-com:office:office" xmlns:v="urn:schemas-microsoft-com:vml" xmlns:w10="urn:schemas-microsoft-com:office:word" xmlns:w="http://schemas.openxmlformats.org/wordprocessingml/2006/main" xmlns:w14="http://schemas.microsoft.com/office/word/2010/wordml" xmlns:w15="http://schemas.microsoft.com/office/word/2012/wordml" xmlns:w16cex="http://schemas.microsoft.com/office/word/2018/wordml/cex" xmlns:w16cid="http://schemas.microsoft.com/office/word/2016/wordml/cid" xmlns:w16="http://schemas.microsoft.com/office/word/2018/wordml" xmlns:w16sdtdh="http://schemas.microsoft.com/office/word/2020/wordml/sdtdatahash" xmlns:w16sdtfl="http://schemas.microsoft.com/office/word/2024/wordml/sdtformatlock" xmlns:w16se="http://schemas.microsoft.com/office/word/2015/wordml/symex" xmlns:w16du="http://schemas.microsoft.com/office/word/2023/wordml/word16du" xmlns:wne="http://schemas.microsoft.com/office/word/2006/wordml" mc:Ignorable="w14 w15 w16se w16cid w16 w16cex w16sdtdh w16sdtfl w16du wp14">
   <w:sdt>
     <w:sdtPr>
       <w:rPr>
@@ -2215,7 +2309,7 @@
 </file>
 
 <file path=word/footer3.xml><?xml version="1.0" encoding="utf-8"?>
-<w:ftr xmlns:wpc="http://schemas.microsoft.com/office/word/2010/wordprocessingCanvas" xmlns:cx="http://schemas.microsoft.com/office/drawing/2014/chartex" xmlns:cx1="http://schemas.microsoft.com/office/drawing/2015/9/8/chartex" xmlns:cx2="http://schemas.microsoft.com/office/drawing/2015/10/21/chartex" xmlns:cx3="http://schemas.microsoft.com/office/drawing/2016/5/9/chartex" xmlns:cx4="http://schemas.microsoft.com/office/drawing/2016/5/10/chartex" xmlns:cx5="http://schemas.microsoft.com/office/drawing/2016/5/11/chartex" xmlns:cx6="http://schemas.microsoft.com/office/drawing/2016/5/12/chartex" xmlns:cx7="http://schemas.microsoft.com/office/drawing/2016/5/13/chartex" xmlns:cx8="http://schemas.microsoft.com/office/drawing/2016/5/14/chartex" xmlns:mc="http://schemas.openxmlformats.org/markup-compatibility/2006" xmlns:m="http://schemas.openxmlformats.org/officeDocument/2006/math" xmlns:aink="http://schemas.microsoft.com/office/drawing/2016/ink" xmlns:am3d="http://schemas.microsoft.com/office/drawing/2017/model3d" xmlns:oel="http://schemas.microsoft.com/office/2019/extlst" xmlns:r="http://schemas.openxmlformats.org/officeDocument/2006/relationships" xmlns:wp14="http://schemas.microsoft.com/office/word/2010/wordprocessingDrawing" xmlns:wp="http://schemas.openxmlformats.org/drawingml/2006/wordprocessingDrawing" xmlns:wpg="http://schemas.microsoft.com/office/word/2010/wordprocessingGroup" xmlns:wpi="http://schemas.microsoft.com/office/word/2010/wordprocessingInk" xmlns:wps="http://schemas.microsoft.com/office/word/2010/wordprocessingShape" xmlns:o="urn:schemas-microsoft-com:office:office" xmlns:v="urn:schemas-microsoft-com:vml" xmlns:w10="urn:schemas-microsoft-com:office:word" xmlns:w="http://schemas.openxmlformats.org/wordprocessingml/2006/main" xmlns:w14="http://schemas.microsoft.com/office/word/2010/wordml" xmlns:w15="http://schemas.microsoft.com/office/word/2012/wordml" xmlns:w16cei="http://schemas.microsoft.com/office/word/2026/wordml/cei" xmlns:w16cex="http://schemas.microsoft.com/office/word/2018/wordml/cex" xmlns:w16cid="http://schemas.microsoft.com/office/word/2016/wordml/cid" xmlns:w16="http://schemas.microsoft.com/office/word/2018/wordml" xmlns:w16sdtdh="http://schemas.microsoft.com/office/word/2020/wordml/sdtdatahash" xmlns:w16sdtfl="http://schemas.microsoft.com/office/word/2024/wordml/sdtformatlock" xmlns:w16se="http://schemas.microsoft.com/office/word/2015/wordml/symex" xmlns:w16du="http://schemas.microsoft.com/office/word/2023/wordml/word16du" xmlns:wne="http://schemas.microsoft.com/office/word/2006/wordml" mc:Ignorable="w14 w15 w16se w16cid w16 w16cex w16sdtdh w16sdtfl w16du wp14">
+<w:ftr xmlns:wpc="http://schemas.microsoft.com/office/word/2010/wordprocessingCanvas" xmlns:cx="http://schemas.microsoft.com/office/drawing/2014/chartex" xmlns:cx1="http://schemas.microsoft.com/office/drawing/2015/9/8/chartex" xmlns:cx2="http://schemas.microsoft.com/office/drawing/2015/10/21/chartex" xmlns:cx3="http://schemas.microsoft.com/office/drawing/2016/5/9/chartex" xmlns:cx4="http://schemas.microsoft.com/office/drawing/2016/5/10/chartex" xmlns:cx5="http://schemas.microsoft.com/office/drawing/2016/5/11/chartex" xmlns:cx6="http://schemas.microsoft.com/office/drawing/2016/5/12/chartex" xmlns:cx7="http://schemas.microsoft.com/office/drawing/2016/5/13/chartex" xmlns:cx8="http://schemas.microsoft.com/office/drawing/2016/5/14/chartex" xmlns:mc="http://schemas.openxmlformats.org/markup-compatibility/2006" xmlns:m="http://schemas.openxmlformats.org/officeDocument/2006/math" xmlns:aink="http://schemas.microsoft.com/office/drawing/2016/ink" xmlns:am3d="http://schemas.microsoft.com/office/drawing/2017/model3d" xmlns:oel="http://schemas.microsoft.com/office/2019/extlst" xmlns:r="http://schemas.openxmlformats.org/officeDocument/2006/relationships" xmlns:wp14="http://schemas.microsoft.com/office/word/2010/wordprocessingDrawing" xmlns:wp="http://schemas.openxmlformats.org/drawingml/2006/wordprocessingDrawing" xmlns:wpg="http://schemas.microsoft.com/office/word/2010/wordprocessingGroup" xmlns:wpi="http://schemas.microsoft.com/office/word/2010/wordprocessingInk" xmlns:wps="http://schemas.microsoft.com/office/word/2010/wordprocessingShape" xmlns:o="urn:schemas-microsoft-com:office:office" xmlns:v="urn:schemas-microsoft-com:vml" xmlns:w10="urn:schemas-microsoft-com:office:word" xmlns:w="http://schemas.openxmlformats.org/wordprocessingml/2006/main" xmlns:w14="http://schemas.microsoft.com/office/word/2010/wordml" xmlns:w15="http://schemas.microsoft.com/office/word/2012/wordml" xmlns:w16cex="http://schemas.microsoft.com/office/word/2018/wordml/cex" xmlns:w16cid="http://schemas.microsoft.com/office/word/2016/wordml/cid" xmlns:w16="http://schemas.microsoft.com/office/word/2018/wordml" xmlns:w16sdtdh="http://schemas.microsoft.com/office/word/2020/wordml/sdtdatahash" xmlns:w16sdtfl="http://schemas.microsoft.com/office/word/2024/wordml/sdtformatlock" xmlns:w16se="http://schemas.microsoft.com/office/word/2015/wordml/symex" xmlns:w16du="http://schemas.microsoft.com/office/word/2023/wordml/word16du" xmlns:wne="http://schemas.microsoft.com/office/word/2006/wordml" mc:Ignorable="w14 w15 w16se w16cid w16 w16cex w16sdtdh w16sdtfl w16du wp14">
   <w:sdt>
     <w:sdtPr>
       <w:rPr>
@@ -2276,7 +2370,7 @@
 </file>
 
 <file path=word/footnotes.xml><?xml version="1.0" encoding="utf-8"?>
-<w:footnotes xmlns:wpc="http://schemas.microsoft.com/office/word/2010/wordprocessingCanvas" xmlns:cx="http://schemas.microsoft.com/office/drawing/2014/chartex" xmlns:cx1="http://schemas.microsoft.com/office/drawing/2015/9/8/chartex" xmlns:cx2="http://schemas.microsoft.com/office/drawing/2015/10/21/chartex" xmlns:cx3="http://schemas.microsoft.com/office/drawing/2016/5/9/chartex" xmlns:cx4="http://schemas.microsoft.com/office/drawing/2016/5/10/chartex" xmlns:cx5="http://schemas.microsoft.com/office/drawing/2016/5/11/chartex" xmlns:cx6="http://schemas.microsoft.com/office/drawing/2016/5/12/chartex" xmlns:cx7="http://schemas.microsoft.com/office/drawing/2016/5/13/chartex" xmlns:cx8="http://schemas.microsoft.com/office/drawing/2016/5/14/chartex" xmlns:mc="http://schemas.openxmlformats.org/markup-compatibility/2006" xmlns:m="http://schemas.openxmlformats.org/officeDocument/2006/math" xmlns:aink="http://schemas.microsoft.com/office/drawing/2016/ink" xmlns:am3d="http://schemas.microsoft.com/office/drawing/2017/model3d" xmlns:oel="http://schemas.microsoft.com/office/2019/extlst" xmlns:r="http://schemas.openxmlformats.org/officeDocument/2006/relationships" xmlns:wp14="http://schemas.microsoft.com/office/word/2010/wordprocessingDrawing" xmlns:wp="http://schemas.openxmlformats.org/drawingml/2006/wordprocessingDrawing" xmlns:wpg="http://schemas.microsoft.com/office/word/2010/wordprocessingGroup" xmlns:wpi="http://schemas.microsoft.com/office/word/2010/wordprocessingInk" xmlns:wps="http://schemas.microsoft.com/office/word/2010/wordprocessingShape" xmlns:o="urn:schemas-microsoft-com:office:office" xmlns:v="urn:schemas-microsoft-com:vml" xmlns:w10="urn:schemas-microsoft-com:office:word" xmlns:w="http://schemas.openxmlformats.org/wordprocessingml/2006/main" xmlns:w14="http://schemas.microsoft.com/office/word/2010/wordml" xmlns:w15="http://schemas.microsoft.com/office/word/2012/wordml" xmlns:w16cei="http://schemas.microsoft.com/office/word/2026/wordml/cei" xmlns:w16cex="http://schemas.microsoft.com/office/word/2018/wordml/cex" xmlns:w16cid="http://schemas.microsoft.com/office/word/2016/wordml/cid" xmlns:w16="http://schemas.microsoft.com/office/word/2018/wordml" xmlns:w16sdtdh="http://schemas.microsoft.com/office/word/2020/wordml/sdtdatahash" xmlns:w16sdtfl="http://schemas.microsoft.com/office/word/2024/wordml/sdtformatlock" xmlns:w16se="http://schemas.microsoft.com/office/word/2015/wordml/symex" xmlns:w16du="http://schemas.microsoft.com/office/word/2023/wordml/word16du" xmlns:wne="http://schemas.microsoft.com/office/word/2006/wordml" mc:Ignorable="w14 w15 w16se w16cid w16 w16cex w16sdtdh w16sdtfl w16du wp14">
+<w:footnotes xmlns:wpc="http://schemas.microsoft.com/office/word/2010/wordprocessingCanvas" xmlns:cx="http://schemas.microsoft.com/office/drawing/2014/chartex" xmlns:cx1="http://schemas.microsoft.com/office/drawing/2015/9/8/chartex" xmlns:cx2="http://schemas.microsoft.com/office/drawing/2015/10/21/chartex" xmlns:cx3="http://schemas.microsoft.com/office/drawing/2016/5/9/chartex" xmlns:cx4="http://schemas.microsoft.com/office/drawing/2016/5/10/chartex" xmlns:cx5="http://schemas.microsoft.com/office/drawing/2016/5/11/chartex" xmlns:cx6="http://schemas.microsoft.com/office/drawing/2016/5/12/chartex" xmlns:cx7="http://schemas.microsoft.com/office/drawing/2016/5/13/chartex" xmlns:cx8="http://schemas.microsoft.com/office/drawing/2016/5/14/chartex" xmlns:mc="http://schemas.openxmlformats.org/markup-compatibility/2006" xmlns:m="http://schemas.openxmlformats.org/officeDocument/2006/math" xmlns:aink="http://schemas.microsoft.com/office/drawing/2016/ink" xmlns:am3d="http://schemas.microsoft.com/office/drawing/2017/model3d" xmlns:oel="http://schemas.microsoft.com/office/2019/extlst" xmlns:r="http://schemas.openxmlformats.org/officeDocument/2006/relationships" xmlns:wp14="http://schemas.microsoft.com/office/word/2010/wordprocessingDrawing" xmlns:wp="http://schemas.openxmlformats.org/drawingml/2006/wordprocessingDrawing" xmlns:wpg="http://schemas.microsoft.com/office/word/2010/wordprocessingGroup" xmlns:wpi="http://schemas.microsoft.com/office/word/2010/wordprocessingInk" xmlns:wps="http://schemas.microsoft.com/office/word/2010/wordprocessingShape" xmlns:o="urn:schemas-microsoft-com:office:office" xmlns:v="urn:schemas-microsoft-com:vml" xmlns:w10="urn:schemas-microsoft-com:office:word" xmlns:w="http://schemas.openxmlformats.org/wordprocessingml/2006/main" xmlns:w14="http://schemas.microsoft.com/office/word/2010/wordml" xmlns:w15="http://schemas.microsoft.com/office/word/2012/wordml" xmlns:w16cex="http://schemas.microsoft.com/office/word/2018/wordml/cex" xmlns:w16cid="http://schemas.microsoft.com/office/word/2016/wordml/cid" xmlns:w16="http://schemas.microsoft.com/office/word/2018/wordml" xmlns:w16sdtdh="http://schemas.microsoft.com/office/word/2020/wordml/sdtdatahash" xmlns:w16sdtfl="http://schemas.microsoft.com/office/word/2024/wordml/sdtformatlock" xmlns:w16se="http://schemas.microsoft.com/office/word/2015/wordml/symex" xmlns:w16du="http://schemas.microsoft.com/office/word/2023/wordml/word16du" xmlns:wne="http://schemas.microsoft.com/office/word/2006/wordml" mc:Ignorable="w14 w15 w16se w16cid w16 w16cex w16sdtdh w16sdtfl w16du wp14">
   <w:footnote w:type="separator" w:id="-1">
     <w:p>
       <w:r>
@@ -2295,7 +2389,7 @@
 </file>
 
 <file path=word/numbering.xml><?xml version="1.0" encoding="utf-8"?>
-<w:numbering xmlns:wpc="http://schemas.microsoft.com/office/word/2010/wordprocessingCanvas" xmlns:cx="http://schemas.microsoft.com/office/drawing/2014/chartex" xmlns:cx1="http://schemas.microsoft.com/office/drawing/2015/9/8/chartex" xmlns:cx2="http://schemas.microsoft.com/office/drawing/2015/10/21/chartex" xmlns:cx3="http://schemas.microsoft.com/office/drawing/2016/5/9/chartex" xmlns:cx4="http://schemas.microsoft.com/office/drawing/2016/5/10/chartex" xmlns:cx5="http://schemas.microsoft.com/office/drawing/2016/5/11/chartex" xmlns:cx6="http://schemas.microsoft.com/office/drawing/2016/5/12/chartex" xmlns:cx7="http://schemas.microsoft.com/office/drawing/2016/5/13/chartex" xmlns:cx8="http://schemas.microsoft.com/office/drawing/2016/5/14/chartex" xmlns:mc="http://schemas.openxmlformats.org/markup-compatibility/2006" xmlns:m="http://schemas.openxmlformats.org/officeDocument/2006/math" xmlns:aink="http://schemas.microsoft.com/office/drawing/2016/ink" xmlns:am3d="http://schemas.microsoft.com/office/drawing/2017/model3d" xmlns:oel="http://schemas.microsoft.com/office/2019/extlst" xmlns:r="http://schemas.openxmlformats.org/officeDocument/2006/relationships" xmlns:wp14="http://schemas.microsoft.com/office/word/2010/wordprocessingDrawing" xmlns:wp="http://schemas.openxmlformats.org/drawingml/2006/wordprocessingDrawing" xmlns:wpg="http://schemas.microsoft.com/office/word/2010/wordprocessingGroup" xmlns:wpi="http://schemas.microsoft.com/office/word/2010/wordprocessingInk" xmlns:wps="http://schemas.microsoft.com/office/word/2010/wordprocessingShape" xmlns:o="urn:schemas-microsoft-com:office:office" xmlns:v="urn:schemas-microsoft-com:vml" xmlns:w10="urn:schemas-microsoft-com:office:word" xmlns:w="http://schemas.openxmlformats.org/wordprocessingml/2006/main" xmlns:w14="http://schemas.microsoft.com/office/word/2010/wordml" xmlns:w15="http://schemas.microsoft.com/office/word/2012/wordml" xmlns:w16cei="http://schemas.microsoft.com/office/word/2026/wordml/cei" xmlns:w16cex="http://schemas.microsoft.com/office/word/2018/wordml/cex" xmlns:w16cid="http://schemas.microsoft.com/office/word/2016/wordml/cid" xmlns:w16="http://schemas.microsoft.com/office/word/2018/wordml" xmlns:w16sdtdh="http://schemas.microsoft.com/office/word/2020/wordml/sdtdatahash" xmlns:w16sdtfl="http://schemas.microsoft.com/office/word/2024/wordml/sdtformatlock" xmlns:w16se="http://schemas.microsoft.com/office/word/2015/wordml/symex" xmlns:w16du="http://schemas.microsoft.com/office/word/2023/wordml/word16du" xmlns:wne="http://schemas.microsoft.com/office/word/2006/wordml" mc:Ignorable="w14 w15 w16se w16cid w16 w16cex w16sdtdh w16sdtfl w16du wp14">
+<w:numbering xmlns:wpc="http://schemas.microsoft.com/office/word/2010/wordprocessingCanvas" xmlns:cx="http://schemas.microsoft.com/office/drawing/2014/chartex" xmlns:cx1="http://schemas.microsoft.com/office/drawing/2015/9/8/chartex" xmlns:cx2="http://schemas.microsoft.com/office/drawing/2015/10/21/chartex" xmlns:cx3="http://schemas.microsoft.com/office/drawing/2016/5/9/chartex" xmlns:cx4="http://schemas.microsoft.com/office/drawing/2016/5/10/chartex" xmlns:cx5="http://schemas.microsoft.com/office/drawing/2016/5/11/chartex" xmlns:cx6="http://schemas.microsoft.com/office/drawing/2016/5/12/chartex" xmlns:cx7="http://schemas.microsoft.com/office/drawing/2016/5/13/chartex" xmlns:cx8="http://schemas.microsoft.com/office/drawing/2016/5/14/chartex" xmlns:mc="http://schemas.openxmlformats.org/markup-compatibility/2006" xmlns:m="http://schemas.openxmlformats.org/officeDocument/2006/math" xmlns:aink="http://schemas.microsoft.com/office/drawing/2016/ink" xmlns:am3d="http://schemas.microsoft.com/office/drawing/2017/model3d" xmlns:oel="http://schemas.microsoft.com/office/2019/extlst" xmlns:r="http://schemas.openxmlformats.org/officeDocument/2006/relationships" xmlns:wp14="http://schemas.microsoft.com/office/word/2010/wordprocessingDrawing" xmlns:wp="http://schemas.openxmlformats.org/drawingml/2006/wordprocessingDrawing" xmlns:wpg="http://schemas.microsoft.com/office/word/2010/wordprocessingGroup" xmlns:wpi="http://schemas.microsoft.com/office/word/2010/wordprocessingInk" xmlns:wps="http://schemas.microsoft.com/office/word/2010/wordprocessingShape" xmlns:o="urn:schemas-microsoft-com:office:office" xmlns:v="urn:schemas-microsoft-com:vml" xmlns:w10="urn:schemas-microsoft-com:office:word" xmlns:w="http://schemas.openxmlformats.org/wordprocessingml/2006/main" xmlns:w14="http://schemas.microsoft.com/office/word/2010/wordml" xmlns:w15="http://schemas.microsoft.com/office/word/2012/wordml" xmlns:w16cex="http://schemas.microsoft.com/office/word/2018/wordml/cex" xmlns:w16cid="http://schemas.microsoft.com/office/word/2016/wordml/cid" xmlns:w16="http://schemas.microsoft.com/office/word/2018/wordml" xmlns:w16sdtdh="http://schemas.microsoft.com/office/word/2020/wordml/sdtdatahash" xmlns:w16sdtfl="http://schemas.microsoft.com/office/word/2024/wordml/sdtformatlock" xmlns:w16se="http://schemas.microsoft.com/office/word/2015/wordml/symex" xmlns:w16du="http://schemas.microsoft.com/office/word/2023/wordml/word16du" xmlns:wne="http://schemas.microsoft.com/office/word/2006/wordml" mc:Ignorable="w14 w15 w16se w16cid w16 w16cex w16sdtdh w16sdtfl w16du wp14">
   <w:abstractNum w:abstractNumId="0" w15:restartNumberingAfterBreak="0">
     <w:nsid w:val="421184B5"/>
     <w:multiLevelType w:val="singleLevel"/>
@@ -2326,11 +2420,104 @@
       </w:rPr>
     </w:lvl>
   </w:abstractNum>
+  <w:abstractNum w:abstractNumId="2" w15:restartNumberingAfterBreak="0">
+    <w:nsid w:val="6C304DF6"/>
+    <w:multiLevelType w:val="hybridMultilevel"/>
+    <w:tmpl w:val="3E5816AE"/>
+    <w:lvl w:ilvl="0" w:tplc="6DD622A4">
+      <w:start w:val="1"/>
+      <w:numFmt w:val="japaneseCounting"/>
+      <w:lvlText w:val="%1、"/>
+      <w:lvlJc w:val="left"/>
+      <w:pPr>
+        <w:ind w:left="720" w:hanging="720"/>
+      </w:pPr>
+      <w:rPr>
+        <w:rFonts w:hint="default"/>
+        <w:b/>
+      </w:rPr>
+    </w:lvl>
+    <w:lvl w:ilvl="1" w:tplc="04090019" w:tentative="1">
+      <w:start w:val="1"/>
+      <w:numFmt w:val="lowerLetter"/>
+      <w:lvlText w:val="%2)"/>
+      <w:lvlJc w:val="left"/>
+      <w:pPr>
+        <w:ind w:left="880" w:hanging="440"/>
+      </w:pPr>
+    </w:lvl>
+    <w:lvl w:ilvl="2" w:tplc="0409001B" w:tentative="1">
+      <w:start w:val="1"/>
+      <w:numFmt w:val="lowerRoman"/>
+      <w:lvlText w:val="%3."/>
+      <w:lvlJc w:val="right"/>
+      <w:pPr>
+        <w:ind w:left="1320" w:hanging="440"/>
+      </w:pPr>
+    </w:lvl>
+    <w:lvl w:ilvl="3" w:tplc="0409000F" w:tentative="1">
+      <w:start w:val="1"/>
+      <w:numFmt w:val="decimal"/>
+      <w:lvlText w:val="%4."/>
+      <w:lvlJc w:val="left"/>
+      <w:pPr>
+        <w:ind w:left="1760" w:hanging="440"/>
+      </w:pPr>
+    </w:lvl>
+    <w:lvl w:ilvl="4" w:tplc="04090019" w:tentative="1">
+      <w:start w:val="1"/>
+      <w:numFmt w:val="lowerLetter"/>
+      <w:lvlText w:val="%5)"/>
+      <w:lvlJc w:val="left"/>
+      <w:pPr>
+        <w:ind w:left="2200" w:hanging="440"/>
+      </w:pPr>
+    </w:lvl>
+    <w:lvl w:ilvl="5" w:tplc="0409001B" w:tentative="1">
+      <w:start w:val="1"/>
+      <w:numFmt w:val="lowerRoman"/>
+      <w:lvlText w:val="%6."/>
+      <w:lvlJc w:val="right"/>
+      <w:pPr>
+        <w:ind w:left="2640" w:hanging="440"/>
+      </w:pPr>
+    </w:lvl>
+    <w:lvl w:ilvl="6" w:tplc="0409000F" w:tentative="1">
+      <w:start w:val="1"/>
+      <w:numFmt w:val="decimal"/>
+      <w:lvlText w:val="%7."/>
+      <w:lvlJc w:val="left"/>
+      <w:pPr>
+        <w:ind w:left="3080" w:hanging="440"/>
+      </w:pPr>
+    </w:lvl>
+    <w:lvl w:ilvl="7" w:tplc="04090019" w:tentative="1">
+      <w:start w:val="1"/>
+      <w:numFmt w:val="lowerLetter"/>
+      <w:lvlText w:val="%8)"/>
+      <w:lvlJc w:val="left"/>
+      <w:pPr>
+        <w:ind w:left="3520" w:hanging="440"/>
+      </w:pPr>
+    </w:lvl>
+    <w:lvl w:ilvl="8" w:tplc="0409001B" w:tentative="1">
+      <w:start w:val="1"/>
+      <w:numFmt w:val="lowerRoman"/>
+      <w:lvlText w:val="%9."/>
+      <w:lvlJc w:val="right"/>
+      <w:pPr>
+        <w:ind w:left="3960" w:hanging="440"/>
+      </w:pPr>
+    </w:lvl>
+  </w:abstractNum>
   <w:num w:numId="1" w16cid:durableId="518587823">
     <w:abstractNumId w:val="1"/>
   </w:num>
   <w:num w:numId="2" w16cid:durableId="84038614">
     <w:abstractNumId w:val="0"/>
+  </w:num>
+  <w:num w:numId="3" w16cid:durableId="917255272">
+    <w:abstractNumId w:val="2"/>
   </w:num>
 </w:numbering>
 </file>
@@ -2888,6 +3075,16 @@
       <w:szCs w:val="24"/>
     </w:rPr>
   </w:style>
+  <w:style w:type="paragraph" w:styleId="ae">
+    <w:name w:val="List Paragraph"/>
+    <w:basedOn w:val="a"/>
+    <w:uiPriority w:val="99"/>
+    <w:unhideWhenUsed/>
+    <w:rsid w:val="00353E78"/>
+    <w:pPr>
+      <w:ind w:firstLineChars="200" w:firstLine="420"/>
+    </w:pPr>
+  </w:style>
 </w:styles>
 </file>
 
